--- a/S1-CL3-Cloud-Infrastructure-Improvement/delivery/practice/AT1-Practice-Design-Run-Sheet.docx
+++ b/S1-CL3-Cloud-Infrastructure-Improvement/delivery/practice/AT1-Practice-Design-Run-Sheet.docx
@@ -8475,7 +8475,7 @@
           <w:color w:val="1F5A5C"/>
           <w:sz w:val="19"/>
         </w:rPr>
-        <w:t>Administrative access is SSH from an allow-list. Compare that with how the LMS and Ledgerline are administered. Is there a better answer available?</w:t>
+        <w:t>Administrative access is SSH from an allow-list. Compare that with how the LMS and Enrolline are administered. Is there a better answer available?</w:t>
       </w:r>
     </w:p>
     <w:p>

--- a/S1-CL3-Cloud-Infrastructure-Improvement/delivery/practice/AT1-Practice-Design-Run-Sheet.docx
+++ b/S1-CL3-Cloud-Infrastructure-Improvement/delivery/practice/AT1-Practice-Design-Run-Sheet.docx
@@ -8475,7 +8475,7 @@
           <w:color w:val="1F5A5C"/>
           <w:sz w:val="19"/>
         </w:rPr>
-        <w:t>Administrative access is SSH from an allow-list. Compare that with how the LMS and Enrolline are administered. Is there a better answer available?</w:t>
+        <w:t>Administrative access is SSH from an allow-list. Compare that with how YAT's other cloud systems are administered. Is there a better answer available?</w:t>
       </w:r>
     </w:p>
     <w:p>
